--- a/Pi/docs/Pi Setup Process.docx
+++ b/Pi/docs/Pi Setup Process.docx
@@ -86,15 +86,7 @@
         </w:numPr>
       </w:pPr>
       <w:r>
-        <w:t xml:space="preserve">Set username and password </w:t>
-      </w:r>
-      <w:proofErr w:type="gramStart"/>
-      <w:r>
-        <w:t>to:</w:t>
-      </w:r>
-      <w:proofErr w:type="gramEnd"/>
-      <w:r>
-        <w:t xml:space="preserve"> </w:t>
+        <w:t xml:space="preserve">Set username and password to: </w:t>
       </w:r>
       <w:r>
         <w:rPr>
@@ -120,7 +112,13 @@
       </w:r>
       <w:proofErr w:type="spellEnd"/>
       <w:r>
-        <w:t xml:space="preserve"> to a personal hotspot</w:t>
+        <w:t xml:space="preserve"> to a</w:t>
+      </w:r>
+      <w:r>
+        <w:t xml:space="preserve"> phone or computer’s</w:t>
+      </w:r>
+      <w:r>
+        <w:t xml:space="preserve"> personal hotspot</w:t>
       </w:r>
     </w:p>
     <w:p>
@@ -1286,6 +1284,81 @@
       <w:pPr>
         <w:pStyle w:val="ListParagraph"/>
         <w:numPr>
+          <w:ilvl w:val="1"/>
+          <w:numId w:val="7"/>
+        </w:numPr>
+      </w:pPr>
+      <w:r>
+        <w:rPr>
+          <w:rFonts w:ascii="Aptos" w:hAnsi="Aptos"/>
+        </w:rPr>
+        <w:t xml:space="preserve">These are my </w:t>
+      </w:r>
+      <w:proofErr w:type="spellStart"/>
+      <w:r>
+        <w:rPr>
+          <w:rFonts w:ascii="Aptos" w:hAnsi="Aptos"/>
+        </w:rPr>
+        <w:t>NetworkManager</w:t>
+      </w:r>
+      <w:proofErr w:type="spellEnd"/>
+      <w:r>
+        <w:rPr>
+          <w:rFonts w:ascii="Aptos" w:hAnsi="Aptos"/>
+        </w:rPr>
+        <w:t xml:space="preserve"> settings for the ethernet port</w:t>
+      </w:r>
+    </w:p>
+    <w:p>
+      <w:pPr>
+        <w:pStyle w:val="ListParagraph"/>
+        <w:numPr>
+          <w:ilvl w:val="2"/>
+          <w:numId w:val="7"/>
+        </w:numPr>
+      </w:pPr>
+      <w:r>
+        <w:drawing>
+          <wp:inline distT="0" distB="0" distL="0" distR="0" wp14:anchorId="031F2ED2" wp14:editId="5D33C47D">
+            <wp:extent cx="3536830" cy="3161986"/>
+            <wp:effectExtent l="0" t="0" r="6985" b="635"/>
+            <wp:docPr id="695059263" name="Picture 1"/>
+            <wp:cNvGraphicFramePr>
+              <a:graphicFrameLocks xmlns:a="http://schemas.openxmlformats.org/drawingml/2006/main" noChangeAspect="1"/>
+            </wp:cNvGraphicFramePr>
+            <a:graphic xmlns:a="http://schemas.openxmlformats.org/drawingml/2006/main">
+              <a:graphicData uri="http://schemas.openxmlformats.org/drawingml/2006/picture">
+                <pic:pic xmlns:pic="http://schemas.openxmlformats.org/drawingml/2006/picture">
+                  <pic:nvPicPr>
+                    <pic:cNvPr id="695059263" name=""/>
+                    <pic:cNvPicPr/>
+                  </pic:nvPicPr>
+                  <pic:blipFill>
+                    <a:blip r:embed="rId13"/>
+                    <a:stretch>
+                      <a:fillRect/>
+                    </a:stretch>
+                  </pic:blipFill>
+                  <pic:spPr>
+                    <a:xfrm>
+                      <a:off x="0" y="0"/>
+                      <a:ext cx="3550617" cy="3174312"/>
+                    </a:xfrm>
+                    <a:prstGeom prst="rect">
+                      <a:avLst/>
+                    </a:prstGeom>
+                  </pic:spPr>
+                </pic:pic>
+              </a:graphicData>
+            </a:graphic>
+          </wp:inline>
+        </w:drawing>
+      </w:r>
+    </w:p>
+    <w:p>
+      <w:pPr>
+        <w:pStyle w:val="ListParagraph"/>
+        <w:numPr>
           <w:ilvl w:val="0"/>
           <w:numId w:val="7"/>
         </w:numPr>
@@ -1408,13 +1481,7 @@
         <w:rPr>
           <w:rFonts w:ascii="Aptos" w:hAnsi="Aptos"/>
         </w:rPr>
-        <w:t xml:space="preserve">Don’t set it to </w:t>
-      </w:r>
-      <w:r>
-        <w:rPr>
-          <w:rFonts w:ascii="Aptos" w:hAnsi="Aptos"/>
-        </w:rPr>
-        <w:t>192.168.0.42</w:t>
+        <w:t>Don’t set it to 192.168.0.42</w:t>
       </w:r>
       <w:r>
         <w:rPr>
@@ -1456,6 +1523,7 @@
         <w:rPr>
           <w:rFonts w:ascii="Aptos" w:hAnsi="Aptos"/>
         </w:rPr>
+        <w:lastRenderedPageBreak/>
         <w:t xml:space="preserve">Now, </w:t>
       </w:r>
       <w:r>
@@ -1756,7 +1824,6 @@
         <w:rPr>
           <w:noProof/>
         </w:rPr>
-        <w:lastRenderedPageBreak/>
         <w:drawing>
           <wp:inline distT="0" distB="0" distL="0" distR="0" wp14:anchorId="514478C8" wp14:editId="73615FCC">
             <wp:extent cx="4162425" cy="2389837"/>
@@ -1773,7 +1840,7 @@
                     <pic:cNvPicPr/>
                   </pic:nvPicPr>
                   <pic:blipFill>
-                    <a:blip r:embed="rId13" cstate="print">
+                    <a:blip r:embed="rId14" cstate="print">
                       <a:extLst>
                         <a:ext uri="{28A0092B-C50C-407E-A947-70E740481C1C}">
                           <a14:useLocalDpi xmlns:a14="http://schemas.microsoft.com/office/drawing/2010/main" val="0"/>
@@ -3082,6 +3149,7 @@
   <w:style w:type="character" w:default="1" w:styleId="DefaultParagraphFont">
     <w:name w:val="Default Paragraph Font"/>
     <w:uiPriority w:val="1"/>
+    <w:semiHidden/>
     <w:unhideWhenUsed/>
   </w:style>
   <w:style w:type="table" w:default="1" w:styleId="TableNormal">
